--- a/Project Report SS.docx
+++ b/Project Report SS.docx
@@ -673,7 +673,7 @@
                 <w:color w:val="000000" w:themeColor="text1"/>
                 <w:sz w:val="24"/>
               </w:rPr>
-              <w:t>SADMAN ISLAM SHIFAT</w:t>
+              <w:t>SADMAN ISLAM SIFAT</w:t>
             </w:r>
           </w:p>
         </w:tc>
@@ -698,7 +698,16 @@
                 <w:color w:val="000000" w:themeColor="text1"/>
                 <w:sz w:val="24"/>
               </w:rPr>
-              <w:t>24-56183-3</w:t>
+              <w:t>24-56183-</w:t>
+            </w:r>
+            <w:r>
+              <w:rPr>
+                <w:b/>
+                <w:bCs/>
+                <w:color w:val="000000" w:themeColor="text1"/>
+                <w:sz w:val="24"/>
+              </w:rPr>
+              <w:t>1</w:t>
             </w:r>
           </w:p>
         </w:tc>
